--- a/server/src/Factum.Backend/Templates/plantilla_informe_v4.docx
+++ b/server/src/Factum.Backend/Templates/plantilla_informe_v4.docx
@@ -1009,7 +1009,7 @@
         <w:rPr>
           <w:rFonts w:ascii="Times New Roman" w:hAnsi="Times New Roman" w:eastAsia="Times New Roman" w:cs="Times New Roman"/>
         </w:rPr>
-        <w:t xml:space="preserve">, siendo horas </w:t>
+        <w:t xml:space="preserve">, siendo las </w:t>
       </w:r>
       <w:r>
         <w:rPr>
@@ -1021,7 +1021,7 @@
         <w:rPr>
           <w:rFonts w:ascii="Times New Roman" w:hAnsi="Times New Roman" w:eastAsia="Times New Roman" w:cs="Times New Roman"/>
         </w:rPr>
-        <w:t xml:space="preserve">, se procedió a la inspección técnica del dispositivo:</w:t>
+        <w:t xml:space="preserve"> horas, se procedió a la inspección técnica del dispositivo:</w:t>
       </w:r>
     </w:p>
     <w:p>
@@ -1892,10 +1892,12 @@
     <w:p>
       <w:pPr>
         <w:spacing w:after="0" w:line="360" w:lineRule="auto"/>
-        <w:jc w:val="both"/>
-        <w:rPr>
-          <w:rFonts w:ascii="Times New Roman" w:hAnsi="Times New Roman" w:eastAsia="Times New Roman" w:cs="Times New Roman"/>
-          <w:kern w:val="0"/>
+        <w:ind w:firstLine="2268"/>
+        <w:jc w:val="both"/>
+        <w:rPr>
+          <w:rFonts w:hint="default" w:ascii="Times New Roman" w:hAnsi="Times New Roman" w:eastAsia="Times New Roman" w:cs="Times New Roman"/>
+          <w:kern w:val="0"/>
+          <w:lang w:val="en-US"/>
           <w14:ligatures w14:val="none"/>
         </w:rPr>
       </w:pPr>
@@ -1956,45 +1958,6 @@
           <w14:ligatures w14:val="none"/>
         </w:rPr>
         <w:t>RESULTADOS</w:t>
-      </w:r>
-    </w:p>
-    <w:p>
-      <w:pPr>
-        <w:spacing w:after="0" w:line="360" w:lineRule="auto"/>
-        <w:ind w:firstLine="2268"/>
-        <w:jc w:val="both"/>
-        <w:rPr>
-          <w:rFonts w:ascii="Times New Roman" w:hAnsi="Times New Roman" w:eastAsia="Times New Roman" w:cs="Times New Roman"/>
-          <w:kern w:val="0"/>
-          <w:lang w:val="en-US"/>
-          <w14:ligatures w14:val="none"/>
-        </w:rPr>
-      </w:pPr>
-      <w:r>
-        <w:rPr>
-          <w:rFonts w:ascii="Times New Roman" w:hAnsi="Times New Roman" w:eastAsia="Times New Roman" w:cs="Times New Roman"/>
-          <w:kern w:val="0"/>
-          <w:lang w:val="en-US"/>
-          <w14:ligatures w14:val="none"/>
-        </w:rPr>
-        <w:t xml:space="preserve">Se </w:t>
-      </w:r>
-      <w:r>
-        <w:rPr>
-          <w:rFonts w:ascii="Times New Roman" w:hAnsi="Times New Roman" w:eastAsia="Times New Roman" w:cs="Times New Roman"/>
-          <w:kern w:val="0"/>
-          <w14:ligatures w14:val="none"/>
-        </w:rPr>
-        <w:t>constató</w:t>
-      </w:r>
-      <w:r>
-        <w:rPr>
-          <w:rFonts w:ascii="Times New Roman" w:hAnsi="Times New Roman" w:eastAsia="Times New Roman" w:cs="Times New Roman"/>
-          <w:kern w:val="0"/>
-          <w:lang w:val="en-US"/>
-          <w14:ligatures w14:val="none"/>
-        </w:rPr>
-        <w:t>:</w:t>
       </w:r>
     </w:p>
     <w:p>
@@ -2148,11 +2111,13 @@
     <w:p>
       <w:pPr>
         <w:spacing w:after="0" w:line="360" w:lineRule="auto"/>
-        <w:ind w:left="360"/>
+        <w:ind w:firstLine="2268"/>
         <w:jc w:val="both"/>
         <w:rPr>
           <w:rFonts w:hint="default" w:ascii="Times New Roman" w:hAnsi="Times New Roman" w:eastAsia="Times New Roman" w:cs="Times New Roman"/>
+          <w:kern w:val="0"/>
           <w:lang w:val="en-US"/>
+          <w14:ligatures w14:val="none"/>
         </w:rPr>
       </w:pPr>
       <w:r>
@@ -2216,10 +2181,13 @@
     <w:p>
       <w:pPr>
         <w:spacing w:after="0" w:line="360" w:lineRule="auto"/>
+        <w:ind w:firstLine="2268"/>
         <w:jc w:val="both"/>
         <w:rPr>
           <w:rFonts w:hint="default" w:ascii="Times New Roman" w:hAnsi="Times New Roman" w:eastAsia="Times New Roman" w:cs="Times New Roman"/>
+          <w:kern w:val="0"/>
           <w:lang w:val="en-US"/>
+          <w14:ligatures w14:val="none"/>
         </w:rPr>
       </w:pPr>
       <w:r>

--- a/server/src/Factum.Backend/Templates/plantilla_informe_v4.docx
+++ b/server/src/Factum.Backend/Templates/plantilla_informe_v4.docx
@@ -1586,6 +1586,60 @@
         </w:tc>
       </w:tr>
     </w:tbl>
+    <w:p>
+      <w:pPr>
+        <w:spacing w:after="0" w:line="240" w:lineRule="auto"/>
+        <w:rPr>
+          <w:rFonts w:ascii="Times New Roman" w:hAnsi="Times New Roman" w:eastAsia="Times New Roman" w:cs="Times New Roman"/>
+        </w:rPr>
+      </w:pPr>
+      <w:r>
+        <w:rPr>
+          <w:rFonts w:ascii="Times New Roman" w:hAnsi="Times New Roman" w:eastAsia="Times New Roman" w:cs="Times New Roman"/>
+        </w:rPr>
+        <w:t>{#selloTiempo}</w:t>
+      </w:r>
+    </w:p>
+    <w:p>
+      <w:pPr>
+        <w:spacing w:after="0" w:line="240" w:lineRule="auto"/>
+      </w:pPr>
+    </w:p>
+    <w:p>
+      <w:pPr>
+        <w:spacing w:after="0" w:line="360" w:lineRule="auto"/>
+        <w:ind w:firstLine="2268"/>
+        <w:jc w:val="both"/>
+        <w:rPr>
+          <w:rFonts w:hint="default" w:ascii="Times New Roman" w:hAnsi="Times New Roman" w:eastAsia="Times New Roman" w:cs="Times New Roman"/>
+          <w:kern w:val="0"/>
+          <w:lang w:val="en-US"/>
+          <w14:ligatures w14:val="none"/>
+        </w:rPr>
+      </w:pPr>
+      <w:r>
+        <w:rPr>
+          <w:rFonts w:ascii="Times New Roman" w:hAnsi="Times New Roman" w:eastAsia="Times New Roman" w:cs="Times New Roman"/>
+          <w:kern w:val="0"/>
+          <w14:ligatures w14:val="none"/>
+        </w:rPr>
+        <w:t xml:space="preserve">{descripcionSelloTiempo}</w:t>
+      </w:r>
+    </w:p>
+    <w:p>
+      <w:pPr>
+        <w:spacing w:after="0" w:line="240" w:lineRule="auto"/>
+        <w:rPr>
+          <w:rFonts w:ascii="Times New Roman" w:hAnsi="Times New Roman" w:eastAsia="Times New Roman" w:cs="Times New Roman"/>
+        </w:rPr>
+      </w:pPr>
+      <w:r>
+        <w:rPr>
+          <w:rFonts w:ascii="Times New Roman" w:hAnsi="Times New Roman" w:eastAsia="Times New Roman" w:cs="Times New Roman"/>
+        </w:rPr>
+        <w:t>{/selloTiempo}</w:t>
+      </w:r>
+    </w:p>
     <w:p>
       <w:pPr>
         <w:spacing w:after="0" w:line="360" w:lineRule="auto"/>

--- a/server/src/Factum.Backend/Templates/plantilla_informe_v4.docx
+++ b/server/src/Factum.Backend/Templates/plantilla_informe_v4.docx
@@ -1189,6 +1189,426 @@
           <w:rFonts w:ascii="Times New Roman" w:hAnsi="Times New Roman" w:eastAsia="Times New Roman" w:cs="Times New Roman"/>
         </w:rPr>
         <w:t xml:space="preserve">{titularDispositivo}</w:t>
+      </w:r>
+    </w:p>
+    <w:p>
+      <w:pPr>
+        <w:spacing w:after="0" w:line="240" w:lineRule="auto"/>
+        <w:rPr>
+          <w:rFonts w:ascii="Times New Roman" w:hAnsi="Times New Roman" w:eastAsia="Times New Roman" w:cs="Times New Roman"/>
+        </w:rPr>
+      </w:pPr>
+      <w:r>
+        <w:rPr>
+          <w:rFonts w:ascii="Times New Roman" w:hAnsi="Times New Roman" w:eastAsia="Times New Roman" w:cs="Times New Roman"/>
+        </w:rPr>
+        <w:t>{#fichaTecnica}</w:t>
+      </w:r>
+    </w:p>
+    <w:p>
+      <w:pPr>
+        <w:spacing w:after="0" w:line="360" w:lineRule="auto"/>
+        <w:ind w:firstLine="2268"/>
+        <w:jc w:val="both"/>
+        <w:rPr>
+          <w:rFonts w:hint="default" w:ascii="Times New Roman" w:hAnsi="Times New Roman" w:eastAsia="Times New Roman" w:cs="Times New Roman"/>
+          <w:kern w:val="0"/>
+          <w:lang w:val="en-US"/>
+          <w14:ligatures w14:val="none"/>
+        </w:rPr>
+      </w:pPr>
+      <w:r>
+        <w:rPr>
+          <w:rFonts w:ascii="Times New Roman" w:hAnsi="Times New Roman" w:eastAsia="Times New Roman" w:cs="Times New Roman"/>
+        </w:rPr>
+        <w:t xml:space="preserve">Datos técnicos obtenidos automáticamente por Factum mediante consultas de solo lectura al dispositivo el </w:t>
+      </w:r>
+      <w:r>
+        <w:rPr>
+          <w:rFonts w:ascii="Times New Roman" w:hAnsi="Times New Roman" w:eastAsia="Times New Roman" w:cs="Times New Roman"/>
+        </w:rPr>
+        <w:t xml:space="preserve">{fechaFichaTecnica}</w:t>
+      </w:r>
+      <w:r>
+        <w:rPr>
+          <w:rFonts w:ascii="Times New Roman" w:hAnsi="Times New Roman" w:eastAsia="Times New Roman" w:cs="Times New Roman"/>
+        </w:rPr>
+        <w:t xml:space="preserve"> a las </w:t>
+      </w:r>
+      <w:r>
+        <w:rPr>
+          <w:rFonts w:ascii="Times New Roman" w:hAnsi="Times New Roman" w:eastAsia="Times New Roman" w:cs="Times New Roman"/>
+        </w:rPr>
+        <w:t xml:space="preserve">{horaFichaTecnica}</w:t>
+      </w:r>
+      <w:r>
+        <w:rPr>
+          <w:rFonts w:ascii="Times New Roman" w:hAnsi="Times New Roman" w:eastAsia="Times New Roman" w:cs="Times New Roman"/>
+        </w:rPr>
+        <w:t xml:space="preserve"> horas:</w:t>
+      </w:r>
+    </w:p>
+    <w:p>
+      <w:pPr>
+        <w:numPr>
+          <w:ilvl w:val="0"/>
+          <w:numId w:val="4"/>
+        </w:numPr>
+        <w:spacing w:after="0" w:line="360" w:lineRule="auto"/>
+        <w:jc w:val="both"/>
+        <w:rPr>
+          <w:rFonts w:ascii="Times New Roman" w:hAnsi="Times New Roman" w:eastAsia="Times New Roman" w:cs="Times New Roman"/>
+        </w:rPr>
+      </w:pPr>
+      <w:r>
+        <w:rPr>
+          <w:rFonts w:ascii="Times New Roman" w:hAnsi="Times New Roman" w:eastAsia="Times New Roman" w:cs="Times New Roman"/>
+          <w:b/>
+          <w:bCs/>
+        </w:rPr>
+        <w:t xml:space="preserve">Sistema operativo:</w:t>
+      </w:r>
+      <w:r>
+        <w:rPr>
+          <w:rFonts w:ascii="Times New Roman" w:hAnsi="Times New Roman" w:eastAsia="Times New Roman" w:cs="Times New Roman"/>
+        </w:rPr>
+        <w:t xml:space="preserve"> </w:t>
+      </w:r>
+      <w:r>
+        <w:rPr>
+          <w:rFonts w:ascii="Times New Roman" w:hAnsi="Times New Roman" w:eastAsia="Times New Roman" w:cs="Times New Roman"/>
+        </w:rPr>
+        <w:t xml:space="preserve">{fichaSistemaOperativo}</w:t>
+      </w:r>
+    </w:p>
+    <w:p>
+      <w:pPr>
+        <w:numPr>
+          <w:ilvl w:val="0"/>
+          <w:numId w:val="4"/>
+        </w:numPr>
+        <w:spacing w:after="0" w:line="360" w:lineRule="auto"/>
+        <w:jc w:val="both"/>
+        <w:rPr>
+          <w:rFonts w:ascii="Times New Roman" w:hAnsi="Times New Roman" w:eastAsia="Times New Roman" w:cs="Times New Roman"/>
+        </w:rPr>
+      </w:pPr>
+      <w:r>
+        <w:rPr>
+          <w:rFonts w:ascii="Times New Roman" w:hAnsi="Times New Roman" w:eastAsia="Times New Roman" w:cs="Times New Roman"/>
+          <w:b/>
+          <w:bCs/>
+        </w:rPr>
+        <w:t xml:space="preserve">Compilación:</w:t>
+      </w:r>
+      <w:r>
+        <w:rPr>
+          <w:rFonts w:ascii="Times New Roman" w:hAnsi="Times New Roman" w:eastAsia="Times New Roman" w:cs="Times New Roman"/>
+        </w:rPr>
+        <w:t xml:space="preserve"> </w:t>
+      </w:r>
+      <w:r>
+        <w:rPr>
+          <w:rFonts w:ascii="Times New Roman" w:hAnsi="Times New Roman" w:eastAsia="Times New Roman" w:cs="Times New Roman"/>
+        </w:rPr>
+        <w:t xml:space="preserve">{fichaCompilacion}</w:t>
+      </w:r>
+    </w:p>
+    <w:p>
+      <w:pPr>
+        <w:numPr>
+          <w:ilvl w:val="0"/>
+          <w:numId w:val="4"/>
+        </w:numPr>
+        <w:spacing w:after="0" w:line="360" w:lineRule="auto"/>
+        <w:jc w:val="both"/>
+        <w:rPr>
+          <w:rFonts w:ascii="Times New Roman" w:hAnsi="Times New Roman" w:eastAsia="Times New Roman" w:cs="Times New Roman"/>
+        </w:rPr>
+      </w:pPr>
+      <w:r>
+        <w:rPr>
+          <w:rFonts w:ascii="Times New Roman" w:hAnsi="Times New Roman" w:eastAsia="Times New Roman" w:cs="Times New Roman"/>
+          <w:b/>
+          <w:bCs/>
+        </w:rPr>
+        <w:t xml:space="preserve">Parche de seguridad:</w:t>
+      </w:r>
+      <w:r>
+        <w:rPr>
+          <w:rFonts w:ascii="Times New Roman" w:hAnsi="Times New Roman" w:eastAsia="Times New Roman" w:cs="Times New Roman"/>
+        </w:rPr>
+        <w:t xml:space="preserve"> </w:t>
+      </w:r>
+      <w:r>
+        <w:rPr>
+          <w:rFonts w:ascii="Times New Roman" w:hAnsi="Times New Roman" w:eastAsia="Times New Roman" w:cs="Times New Roman"/>
+        </w:rPr>
+        <w:t xml:space="preserve">{fichaParcheSeguridad}</w:t>
+      </w:r>
+    </w:p>
+    <w:p>
+      <w:pPr>
+        <w:numPr>
+          <w:ilvl w:val="0"/>
+          <w:numId w:val="4"/>
+        </w:numPr>
+        <w:spacing w:after="0" w:line="360" w:lineRule="auto"/>
+        <w:jc w:val="both"/>
+        <w:rPr>
+          <w:rFonts w:ascii="Times New Roman" w:hAnsi="Times New Roman" w:eastAsia="Times New Roman" w:cs="Times New Roman"/>
+        </w:rPr>
+      </w:pPr>
+      <w:r>
+        <w:rPr>
+          <w:rFonts w:ascii="Times New Roman" w:hAnsi="Times New Roman" w:eastAsia="Times New Roman" w:cs="Times New Roman"/>
+          <w:b/>
+          <w:bCs/>
+        </w:rPr>
+        <w:t xml:space="preserve">Número de serie:</w:t>
+      </w:r>
+      <w:r>
+        <w:rPr>
+          <w:rFonts w:ascii="Times New Roman" w:hAnsi="Times New Roman" w:eastAsia="Times New Roman" w:cs="Times New Roman"/>
+        </w:rPr>
+        <w:t xml:space="preserve"> </w:t>
+      </w:r>
+      <w:r>
+        <w:rPr>
+          <w:rFonts w:ascii="Times New Roman" w:hAnsi="Times New Roman" w:eastAsia="Times New Roman" w:cs="Times New Roman"/>
+        </w:rPr>
+        <w:t xml:space="preserve">{fichaNumeroSerie}</w:t>
+      </w:r>
+    </w:p>
+    <w:p>
+      <w:pPr>
+        <w:numPr>
+          <w:ilvl w:val="0"/>
+          <w:numId w:val="4"/>
+        </w:numPr>
+        <w:spacing w:after="0" w:line="360" w:lineRule="auto"/>
+        <w:jc w:val="both"/>
+        <w:rPr>
+          <w:rFonts w:ascii="Times New Roman" w:hAnsi="Times New Roman" w:eastAsia="Times New Roman" w:cs="Times New Roman"/>
+        </w:rPr>
+      </w:pPr>
+      <w:r>
+        <w:rPr>
+          <w:rFonts w:ascii="Times New Roman" w:hAnsi="Times New Roman" w:eastAsia="Times New Roman" w:cs="Times New Roman"/>
+          <w:b/>
+          <w:bCs/>
+        </w:rPr>
+        <w:t xml:space="preserve">Identificador de conexión:</w:t>
+      </w:r>
+      <w:r>
+        <w:rPr>
+          <w:rFonts w:ascii="Times New Roman" w:hAnsi="Times New Roman" w:eastAsia="Times New Roman" w:cs="Times New Roman"/>
+        </w:rPr>
+        <w:t xml:space="preserve"> </w:t>
+      </w:r>
+      <w:r>
+        <w:rPr>
+          <w:rFonts w:ascii="Times New Roman" w:hAnsi="Times New Roman" w:eastAsia="Times New Roman" w:cs="Times New Roman"/>
+        </w:rPr>
+        <w:t xml:space="preserve">{fichaIdentificadorConexion}</w:t>
+      </w:r>
+    </w:p>
+    <w:p>
+      <w:pPr>
+        <w:numPr>
+          <w:ilvl w:val="0"/>
+          <w:numId w:val="4"/>
+        </w:numPr>
+        <w:spacing w:after="0" w:line="360" w:lineRule="auto"/>
+        <w:jc w:val="both"/>
+        <w:rPr>
+          <w:rFonts w:ascii="Times New Roman" w:hAnsi="Times New Roman" w:eastAsia="Times New Roman" w:cs="Times New Roman"/>
+        </w:rPr>
+      </w:pPr>
+      <w:r>
+        <w:rPr>
+          <w:rFonts w:ascii="Times New Roman" w:hAnsi="Times New Roman" w:eastAsia="Times New Roman" w:cs="Times New Roman"/>
+          <w:b/>
+          <w:bCs/>
+        </w:rPr>
+        <w:t xml:space="preserve">Kernel:</w:t>
+      </w:r>
+      <w:r>
+        <w:rPr>
+          <w:rFonts w:ascii="Times New Roman" w:hAnsi="Times New Roman" w:eastAsia="Times New Roman" w:cs="Times New Roman"/>
+        </w:rPr>
+        <w:t xml:space="preserve"> </w:t>
+      </w:r>
+      <w:r>
+        <w:rPr>
+          <w:rFonts w:ascii="Times New Roman" w:hAnsi="Times New Roman" w:eastAsia="Times New Roman" w:cs="Times New Roman"/>
+        </w:rPr>
+        <w:t xml:space="preserve">{fichaKernel}</w:t>
+      </w:r>
+    </w:p>
+    <w:p>
+      <w:pPr>
+        <w:numPr>
+          <w:ilvl w:val="0"/>
+          <w:numId w:val="4"/>
+        </w:numPr>
+        <w:spacing w:after="0" w:line="360" w:lineRule="auto"/>
+        <w:jc w:val="both"/>
+        <w:rPr>
+          <w:rFonts w:ascii="Times New Roman" w:hAnsi="Times New Roman" w:eastAsia="Times New Roman" w:cs="Times New Roman"/>
+        </w:rPr>
+      </w:pPr>
+      <w:r>
+        <w:rPr>
+          <w:rFonts w:ascii="Times New Roman" w:hAnsi="Times New Roman" w:eastAsia="Times New Roman" w:cs="Times New Roman"/>
+          <w:b/>
+          <w:bCs/>
+        </w:rPr>
+        <w:t xml:space="preserve">Operador / SIM:</w:t>
+      </w:r>
+      <w:r>
+        <w:rPr>
+          <w:rFonts w:ascii="Times New Roman" w:hAnsi="Times New Roman" w:eastAsia="Times New Roman" w:cs="Times New Roman"/>
+        </w:rPr>
+        <w:t xml:space="preserve"> </w:t>
+      </w:r>
+      <w:r>
+        <w:rPr>
+          <w:rFonts w:ascii="Times New Roman" w:hAnsi="Times New Roman" w:eastAsia="Times New Roman" w:cs="Times New Roman"/>
+        </w:rPr>
+        <w:t xml:space="preserve">{fichaOperadorSim}</w:t>
+      </w:r>
+    </w:p>
+    <w:p>
+      <w:pPr>
+        <w:numPr>
+          <w:ilvl w:val="0"/>
+          <w:numId w:val="4"/>
+        </w:numPr>
+        <w:spacing w:after="0" w:line="360" w:lineRule="auto"/>
+        <w:jc w:val="both"/>
+        <w:rPr>
+          <w:rFonts w:ascii="Times New Roman" w:hAnsi="Times New Roman" w:eastAsia="Times New Roman" w:cs="Times New Roman"/>
+        </w:rPr>
+      </w:pPr>
+      <w:r>
+        <w:rPr>
+          <w:rFonts w:ascii="Times New Roman" w:hAnsi="Times New Roman" w:eastAsia="Times New Roman" w:cs="Times New Roman"/>
+          <w:b/>
+          <w:bCs/>
+        </w:rPr>
+        <w:t xml:space="preserve">Estado de arranque:</w:t>
+      </w:r>
+      <w:r>
+        <w:rPr>
+          <w:rFonts w:ascii="Times New Roman" w:hAnsi="Times New Roman" w:eastAsia="Times New Roman" w:cs="Times New Roman"/>
+        </w:rPr>
+        <w:t xml:space="preserve"> </w:t>
+      </w:r>
+      <w:r>
+        <w:rPr>
+          <w:rFonts w:ascii="Times New Roman" w:hAnsi="Times New Roman" w:eastAsia="Times New Roman" w:cs="Times New Roman"/>
+        </w:rPr>
+        <w:t xml:space="preserve">{fichaEstadoArranque}</w:t>
+      </w:r>
+    </w:p>
+    <w:p>
+      <w:pPr>
+        <w:numPr>
+          <w:ilvl w:val="0"/>
+          <w:numId w:val="4"/>
+        </w:numPr>
+        <w:spacing w:after="0" w:line="360" w:lineRule="auto"/>
+        <w:jc w:val="both"/>
+        <w:rPr>
+          <w:rFonts w:ascii="Times New Roman" w:hAnsi="Times New Roman" w:eastAsia="Times New Roman" w:cs="Times New Roman"/>
+        </w:rPr>
+      </w:pPr>
+      <w:r>
+        <w:rPr>
+          <w:rFonts w:ascii="Times New Roman" w:hAnsi="Times New Roman" w:eastAsia="Times New Roman" w:cs="Times New Roman"/>
+          <w:b/>
+          <w:bCs/>
+        </w:rPr>
+        <w:t xml:space="preserve">Zona horaria:</w:t>
+      </w:r>
+      <w:r>
+        <w:rPr>
+          <w:rFonts w:ascii="Times New Roman" w:hAnsi="Times New Roman" w:eastAsia="Times New Roman" w:cs="Times New Roman"/>
+        </w:rPr>
+        <w:t xml:space="preserve"> </w:t>
+      </w:r>
+      <w:r>
+        <w:rPr>
+          <w:rFonts w:ascii="Times New Roman" w:hAnsi="Times New Roman" w:eastAsia="Times New Roman" w:cs="Times New Roman"/>
+        </w:rPr>
+        <w:t xml:space="preserve">{fichaZonaHoraria}</w:t>
+      </w:r>
+    </w:p>
+    <w:p>
+      <w:pPr>
+        <w:numPr>
+          <w:ilvl w:val="0"/>
+          <w:numId w:val="4"/>
+        </w:numPr>
+        <w:spacing w:after="0" w:line="360" w:lineRule="auto"/>
+        <w:jc w:val="both"/>
+        <w:rPr>
+          <w:rFonts w:ascii="Times New Roman" w:hAnsi="Times New Roman" w:eastAsia="Times New Roman" w:cs="Times New Roman"/>
+        </w:rPr>
+      </w:pPr>
+      <w:r>
+        <w:rPr>
+          <w:rFonts w:ascii="Times New Roman" w:hAnsi="Times New Roman" w:eastAsia="Times New Roman" w:cs="Times New Roman"/>
+          <w:b/>
+          <w:bCs/>
+        </w:rPr>
+        <w:t xml:space="preserve">Wifi:</w:t>
+      </w:r>
+      <w:r>
+        <w:rPr>
+          <w:rFonts w:ascii="Times New Roman" w:hAnsi="Times New Roman" w:eastAsia="Times New Roman" w:cs="Times New Roman"/>
+        </w:rPr>
+        <w:t xml:space="preserve"> </w:t>
+      </w:r>
+      <w:r>
+        <w:rPr>
+          <w:rFonts w:ascii="Times New Roman" w:hAnsi="Times New Roman" w:eastAsia="Times New Roman" w:cs="Times New Roman"/>
+        </w:rPr>
+        <w:t xml:space="preserve">{fichaWifi}</w:t>
+      </w:r>
+    </w:p>
+    <w:p>
+      <w:pPr>
+        <w:spacing w:after="0" w:line="360" w:lineRule="auto"/>
+        <w:ind w:firstLine="2268"/>
+        <w:jc w:val="both"/>
+        <w:rPr>
+          <w:rFonts w:hint="default" w:ascii="Times New Roman" w:hAnsi="Times New Roman" w:eastAsia="Times New Roman" w:cs="Times New Roman"/>
+          <w:kern w:val="0"/>
+          <w:lang w:val="en-US"/>
+          <w14:ligatures w14:val="none"/>
+        </w:rPr>
+      </w:pPr>
+      <w:r>
+        <w:rPr>
+          <w:rFonts w:ascii="Times New Roman" w:hAnsi="Times New Roman" w:eastAsia="Times New Roman" w:cs="Times New Roman"/>
+        </w:rPr>
+        <w:t xml:space="preserve">{descripcionRelojDispositivo}</w:t>
+      </w:r>
+    </w:p>
+    <w:p>
+      <w:pPr>
+        <w:spacing w:after="0" w:line="240" w:lineRule="auto"/>
+        <w:rPr>
+          <w:rFonts w:ascii="Times New Roman" w:hAnsi="Times New Roman" w:eastAsia="Times New Roman" w:cs="Times New Roman"/>
+        </w:rPr>
+      </w:pPr>
+      <w:r>
+        <w:rPr>
+          <w:rFonts w:ascii="Times New Roman" w:hAnsi="Times New Roman" w:eastAsia="Times New Roman" w:cs="Times New Roman"/>
+        </w:rPr>
+        <w:t>{/fichaTecnica}</w:t>
       </w:r>
     </w:p>
     <w:p>

--- a/server/src/Factum.Backend/Templates/plantilla_informe_v4.docx
+++ b/server/src/Factum.Backend/Templates/plantilla_informe_v4.docx
@@ -2058,6 +2058,282 @@
           <w:rFonts w:ascii="Times New Roman" w:hAnsi="Times New Roman" w:eastAsia="Times New Roman" w:cs="Times New Roman"/>
         </w:rPr>
         <w:t>{/selloTiempo}</w:t>
+      </w:r>
+    </w:p>
+    <w:p>
+      <w:pPr>
+        <w:spacing w:after="0" w:line="240" w:lineRule="auto"/>
+        <w:rPr>
+          <w:rFonts w:ascii="Times New Roman" w:hAnsi="Times New Roman" w:eastAsia="Times New Roman" w:cs="Times New Roman"/>
+        </w:rPr>
+      </w:pPr>
+      <w:r>
+        <w:rPr>
+          <w:rFonts w:ascii="Times New Roman" w:hAnsi="Times New Roman" w:eastAsia="Times New Roman" w:cs="Times New Roman"/>
+        </w:rPr>
+        <w:t>{#registroAudiovisual}</w:t>
+      </w:r>
+    </w:p>
+    <w:p>
+      <w:pPr>
+        <w:spacing w:after="0" w:line="240" w:lineRule="auto"/>
+      </w:pPr>
+    </w:p>
+    <w:p>
+      <w:pPr>
+        <w:spacing w:after="0" w:line="360" w:lineRule="auto"/>
+        <w:ind w:firstLine="2268"/>
+        <w:jc w:val="both"/>
+        <w:rPr>
+          <w:rFonts w:hint="default" w:ascii="Times New Roman" w:hAnsi="Times New Roman" w:eastAsia="Times New Roman" w:cs="Times New Roman"/>
+          <w:kern w:val="0"/>
+          <w:lang w:val="en-US"/>
+          <w14:ligatures w14:val="none"/>
+        </w:rPr>
+      </w:pPr>
+      <w:r>
+        <w:rPr>
+          <w:rFonts w:ascii="Times New Roman" w:hAnsi="Times New Roman" w:eastAsia="Times New Roman" w:cs="Times New Roman"/>
+          <w:b/>
+          <w:bCs/>
+          <w:kern w:val="0"/>
+          <w14:ligatures w14:val="none"/>
+        </w:rPr>
+        <w:t xml:space="preserve">Registro audiovisual de la recolección</w:t>
+      </w:r>
+    </w:p>
+    <w:p>
+      <w:pPr>
+        <w:spacing w:after="0" w:line="360" w:lineRule="auto"/>
+        <w:ind w:firstLine="2268"/>
+        <w:jc w:val="both"/>
+        <w:rPr>
+          <w:rFonts w:hint="default" w:ascii="Times New Roman" w:hAnsi="Times New Roman" w:eastAsia="Times New Roman" w:cs="Times New Roman"/>
+          <w:kern w:val="0"/>
+          <w:lang w:val="en-US"/>
+          <w14:ligatures w14:val="none"/>
+        </w:rPr>
+      </w:pPr>
+      <w:r>
+        <w:rPr>
+          <w:rFonts w:ascii="Times New Roman" w:hAnsi="Times New Roman" w:eastAsia="Times New Roman" w:cs="Times New Roman"/>
+          <w:kern w:val="0"/>
+          <w14:ligatures w14:val="none"/>
+        </w:rPr>
+        <w:t xml:space="preserve">{descripcionRegistroAudiovisual}</w:t>
+      </w:r>
+    </w:p>
+    <w:tbl>
+      <w:tblPr>
+        <w:tblStyle w:val="17"/>
+        <w:tblW w:w="0" w:type="auto"/>
+        <w:tblInd w:w="-5" w:type="dxa"/>
+        <w:tblBorders>
+          <w:top w:val="single" w:color="auto" w:sz="4" w:space="0"/>
+          <w:left w:val="single" w:color="auto" w:sz="4" w:space="0"/>
+          <w:bottom w:val="single" w:color="auto" w:sz="4" w:space="0"/>
+          <w:right w:val="single" w:color="auto" w:sz="4" w:space="0"/>
+          <w:insideH w:val="single" w:color="auto" w:sz="4" w:space="0"/>
+          <w:insideV w:val="single" w:color="auto" w:sz="4" w:space="0"/>
+        </w:tblBorders>
+        <w:tblLayout w:type="fixed"/>
+        <w:tblCellMar>
+          <w:top w:w="0" w:type="dxa"/>
+          <w:left w:w="108" w:type="dxa"/>
+          <w:bottom w:w="0" w:type="dxa"/>
+          <w:right w:w="108" w:type="dxa"/>
+        </w:tblCellMar>
+      </w:tblPr>
+      <w:tblGrid>
+        <w:gridCol w:w="3600"/>
+        <w:gridCol w:w="4691"/>
+      </w:tblGrid>
+      <w:tr>
+        <w:trPr>
+          <w:tblHeader/>
+        </w:trPr>
+        <w:tc>
+          <w:tcPr>
+            <w:tcW w:w="3600" w:type="dxa"/>
+            <w:tcBorders>
+              <w:top w:val="single" w:color="auto" w:sz="4" w:space="0"/>
+              <w:left w:val="single" w:color="auto" w:sz="4" w:space="0"/>
+              <w:bottom w:val="single" w:color="auto" w:sz="4" w:space="0"/>
+              <w:right w:val="single" w:color="auto" w:sz="4" w:space="0"/>
+            </w:tcBorders>
+          </w:tcPr>
+          <w:p>
+            <w:pPr>
+              <w:spacing w:after="0" w:line="240" w:lineRule="auto"/>
+              <w:jc w:val="center"/>
+              <w:rPr>
+                <w:rFonts w:ascii="Times New Roman" w:hAnsi="Times New Roman" w:eastAsia="Times New Roman" w:cs="Times New Roman"/>
+                <w:kern w:val="0"/>
+                <w:sz w:val="20"/>
+                <w:szCs w:val="20"/>
+                <w:lang w:val="es-AR"/>
+                <w14:ligatures w14:val="none"/>
+              </w:rPr>
+            </w:pPr>
+            <w:r>
+              <w:rPr>
+                <w:rFonts w:ascii="Times New Roman" w:hAnsi="Times New Roman" w:eastAsia="Times New Roman" w:cs="Times New Roman"/>
+                <w:kern w:val="0"/>
+                <w:sz w:val="20"/>
+                <w:szCs w:val="20"/>
+                <w:lang w:val="es-AR"/>
+                <w14:ligatures w14:val="none"/>
+              </w:rPr>
+              <w:t>NOMBRE</w:t>
+            </w:r>
+          </w:p>
+        </w:tc>
+        <w:tc>
+          <w:tcPr>
+            <w:tcW w:w="4691" w:type="dxa"/>
+            <w:tcBorders>
+              <w:top w:val="single" w:color="auto" w:sz="4" w:space="0"/>
+              <w:left w:val="single" w:color="auto" w:sz="4" w:space="0"/>
+              <w:bottom w:val="single" w:color="auto" w:sz="4" w:space="0"/>
+              <w:right w:val="single" w:color="auto" w:sz="4" w:space="0"/>
+            </w:tcBorders>
+          </w:tcPr>
+          <w:p>
+            <w:pPr>
+              <w:spacing w:after="0" w:line="240" w:lineRule="auto"/>
+              <w:jc w:val="center"/>
+              <w:rPr>
+                <w:rFonts w:ascii="Times New Roman" w:hAnsi="Times New Roman" w:eastAsia="Times New Roman" w:cs="Times New Roman"/>
+                <w:kern w:val="0"/>
+                <w:sz w:val="20"/>
+                <w:szCs w:val="20"/>
+                <w:lang w:val="es-AR"/>
+                <w14:ligatures w14:val="none"/>
+              </w:rPr>
+            </w:pPr>
+            <w:r>
+              <w:rPr>
+                <w:rFonts w:ascii="Times New Roman" w:hAnsi="Times New Roman" w:eastAsia="Times New Roman" w:cs="Times New Roman"/>
+                <w:kern w:val="0"/>
+                <w:sz w:val="20"/>
+                <w:szCs w:val="20"/>
+                <w:lang w:val="es-AR"/>
+                <w14:ligatures w14:val="none"/>
+              </w:rPr>
+              <w:t>HASH SHA-256</w:t>
+            </w:r>
+          </w:p>
+        </w:tc>
+      </w:tr>
+      <w:tr>
+        <w:trPr>
+          <w:cantSplit/>
+        </w:trPr>
+        <w:tc>
+          <w:tcPr>
+            <w:tcW w:w="3600" w:type="dxa"/>
+            <w:tcBorders>
+              <w:top w:val="single" w:color="auto" w:sz="4" w:space="0"/>
+              <w:left w:val="single" w:color="auto" w:sz="4" w:space="0"/>
+              <w:bottom w:val="single" w:color="auto" w:sz="4" w:space="0"/>
+              <w:right w:val="single" w:color="auto" w:sz="4" w:space="0"/>
+            </w:tcBorders>
+          </w:tcPr>
+          <w:p>
+            <w:pPr>
+              <w:spacing w:after="0" w:line="240" w:lineRule="auto"/>
+              <w:jc w:val="left"/>
+              <w:rPr>
+                <w:rFonts w:hint="default" w:ascii="Times New Roman" w:hAnsi="Times New Roman" w:eastAsia="Times New Roman" w:cs="Times New Roman"/>
+                <w:kern w:val="0"/>
+                <w:sz w:val="18"/>
+                <w:szCs w:val="18"/>
+                <w:lang w:val="en-US"/>
+                <w14:ligatures w14:val="none"/>
+              </w:rPr>
+            </w:pPr>
+            <w:r>
+              <w:rPr>
+                <w:rFonts w:ascii="Times New Roman" w:hAnsi="Times New Roman" w:eastAsia="Times New Roman" w:cs="Times New Roman"/>
+                <w:kern w:val="0"/>
+                <w:sz w:val="18"/>
+                <w:szCs w:val="18"/>
+                <w14:ligatures w14:val="none"/>
+              </w:rPr>
+              <w:t xml:space="preserve">{nombreArchivoSesion}</w:t>
+            </w:r>
+          </w:p>
+        </w:tc>
+        <w:tc>
+          <w:tcPr>
+            <w:tcW w:w="4691" w:type="dxa"/>
+            <w:tcBorders>
+              <w:top w:val="single" w:color="auto" w:sz="4" w:space="0"/>
+              <w:left w:val="single" w:color="auto" w:sz="4" w:space="0"/>
+              <w:bottom w:val="single" w:color="auto" w:sz="4" w:space="0"/>
+              <w:right w:val="single" w:color="auto" w:sz="4" w:space="0"/>
+            </w:tcBorders>
+          </w:tcPr>
+          <w:p>
+            <w:pPr>
+              <w:spacing w:after="0" w:line="240" w:lineRule="auto"/>
+              <w:jc w:val="left"/>
+              <w:rPr>
+                <w:rFonts w:ascii="Courier New" w:hAnsi="Courier New" w:eastAsia="Courier New" w:cs="Courier New"/>
+                <w:kern w:val="0"/>
+                <w:sz w:val="16"/>
+                <w:szCs w:val="16"/>
+                <w:lang w:val="en-US"/>
+                <w14:ligatures w14:val="none"/>
+              </w:rPr>
+            </w:pPr>
+            <w:r>
+              <w:rPr>
+                <w:rFonts w:ascii="Courier New" w:hAnsi="Courier New" w:eastAsia="Courier New" w:cs="Courier New"/>
+                <w:kern w:val="0"/>
+                <w:sz w:val="16"/>
+                <w:szCs w:val="16"/>
+                <w14:ligatures w14:val="none"/>
+              </w:rPr>
+              <w:t xml:space="preserve">{hashArchivoSesion}</w:t>
+            </w:r>
+          </w:p>
+        </w:tc>
+      </w:tr>
+    </w:tbl>
+    <w:p>
+      <w:pPr>
+        <w:spacing w:after="0" w:line="360" w:lineRule="auto"/>
+        <w:ind w:firstLine="2268"/>
+        <w:jc w:val="both"/>
+        <w:rPr>
+          <w:rFonts w:hint="default" w:ascii="Times New Roman" w:hAnsi="Times New Roman" w:eastAsia="Times New Roman" w:cs="Times New Roman"/>
+          <w:kern w:val="0"/>
+          <w:lang w:val="en-US"/>
+          <w14:ligatures w14:val="none"/>
+        </w:rPr>
+      </w:pPr>
+      <w:r>
+        <w:rPr>
+          <w:rFonts w:ascii="Times New Roman" w:hAnsi="Times New Roman" w:eastAsia="Times New Roman" w:cs="Times New Roman"/>
+          <w:kern w:val="0"/>
+          <w14:ligatures w14:val="none"/>
+        </w:rPr>
+        <w:t xml:space="preserve">{detalleRegistroAudiovisual}</w:t>
+      </w:r>
+    </w:p>
+    <w:p>
+      <w:pPr>
+        <w:spacing w:after="0" w:line="240" w:lineRule="auto"/>
+        <w:rPr>
+          <w:rFonts w:ascii="Times New Roman" w:hAnsi="Times New Roman" w:eastAsia="Times New Roman" w:cs="Times New Roman"/>
+        </w:rPr>
+      </w:pPr>
+      <w:r>
+        <w:rPr>
+          <w:rFonts w:ascii="Times New Roman" w:hAnsi="Times New Roman" w:eastAsia="Times New Roman" w:cs="Times New Roman"/>
+        </w:rPr>
+        <w:t>{/registroAudiovisual}</w:t>
       </w:r>
     </w:p>
     <w:p>
